--- a/docs/assets/pdf/MSU_Student_Intellectual_Property_Agreement_VIP_template.docx
+++ b/docs/assets/pdf/MSU_Student_Intellectual_Property_Agreement_VIP_template.docx
@@ -1,6 +1,6 @@
 
 <file path=word/document.xml><?xml version="1.0" encoding="utf-8"?>
-<w:document xmlns:wpc="http://schemas.microsoft.com/office/word/2010/wordprocessingCanvas" xmlns:cx="http://schemas.microsoft.com/office/drawing/2014/chartex" xmlns:cx1="http://schemas.microsoft.com/office/drawing/2015/9/8/chartex" xmlns:cx2="http://schemas.microsoft.com/office/drawing/2015/10/21/chartex" xmlns:cx3="http://schemas.microsoft.com/office/drawing/2016/5/9/chartex" xmlns:cx4="http://schemas.microsoft.com/office/drawing/2016/5/10/chartex" xmlns:cx5="http://schemas.microsoft.com/office/drawing/2016/5/11/chartex" xmlns:cx6="http://schemas.microsoft.com/office/drawing/2016/5/12/chartex" xmlns:cx7="http://schemas.microsoft.com/office/drawing/2016/5/13/chartex" xmlns:cx8="http://schemas.microsoft.com/office/drawing/2016/5/14/chartex" xmlns:mc="http://schemas.openxmlformats.org/markup-compatibility/2006" xmlns:aink="http://schemas.microsoft.com/office/drawing/2016/ink" xmlns:am3d="http://schemas.microsoft.com/office/drawing/2017/model3d" xmlns:o="urn:schemas-microsoft-com:office:office" xmlns:oel="http://schemas.microsoft.com/office/2019/extlst" xmlns:r="http://schemas.openxmlformats.org/officeDocument/2006/relationships" xmlns:m="http://schemas.openxmlformats.org/officeDocument/2006/math" xmlns:v="urn:schemas-microsoft-com:vml" xmlns:wp14="http://schemas.microsoft.com/office/word/2010/wordprocessingDrawing" xmlns:wp="http://schemas.openxmlformats.org/drawingml/2006/wordprocessingDrawing" xmlns:w10="urn:schemas-microsoft-com:office:word" xmlns:w="http://schemas.openxmlformats.org/wordprocessingml/2006/main" xmlns:w14="http://schemas.microsoft.com/office/word/2010/wordml" xmlns:w15="http://schemas.microsoft.com/office/word/2012/wordml" xmlns:w16cex="http://schemas.microsoft.com/office/word/2018/wordml/cex" xmlns:w16cid="http://schemas.microsoft.com/office/word/2016/wordml/cid" xmlns:w16="http://schemas.microsoft.com/office/word/2018/wordml" xmlns:w16du="http://schemas.microsoft.com/office/word/2023/wordml/word16du" xmlns:w16sdtdh="http://schemas.microsoft.com/office/word/2020/wordml/sdtdatahash" xmlns:w16sdtfl="http://schemas.microsoft.com/office/word/2024/wordml/sdtformatlock" xmlns:w16se="http://schemas.microsoft.com/office/word/2015/wordml/symex" xmlns:wpg="http://schemas.microsoft.com/office/word/2010/wordprocessingGroup" xmlns:wpi="http://schemas.microsoft.com/office/word/2010/wordprocessingInk" xmlns:wne="http://schemas.microsoft.com/office/word/2006/wordml" xmlns:wps="http://schemas.microsoft.com/office/word/2010/wordprocessingShape" mc:Ignorable="w14 w15 w16se w16cid w16 w16cex w16sdtdh w16sdtfl w16du wp14">
+<w:document xmlns:wpc="http://schemas.microsoft.com/office/word/2010/wordprocessingCanvas" xmlns:cx="http://schemas.microsoft.com/office/drawing/2014/chartex" xmlns:cx1="http://schemas.microsoft.com/office/drawing/2015/9/8/chartex" xmlns:cx2="http://schemas.microsoft.com/office/drawing/2015/10/21/chartex" xmlns:cx3="http://schemas.microsoft.com/office/drawing/2016/5/9/chartex" xmlns:cx4="http://schemas.microsoft.com/office/drawing/2016/5/10/chartex" xmlns:cx5="http://schemas.microsoft.com/office/drawing/2016/5/11/chartex" xmlns:cx6="http://schemas.microsoft.com/office/drawing/2016/5/12/chartex" xmlns:cx7="http://schemas.microsoft.com/office/drawing/2016/5/13/chartex" xmlns:cx8="http://schemas.microsoft.com/office/drawing/2016/5/14/chartex" xmlns:mc="http://schemas.openxmlformats.org/markup-compatibility/2006" xmlns:m="http://schemas.openxmlformats.org/officeDocument/2006/math" xmlns:aink="http://schemas.microsoft.com/office/drawing/2016/ink" xmlns:am3d="http://schemas.microsoft.com/office/drawing/2017/model3d" xmlns:oel="http://schemas.microsoft.com/office/2019/extlst" xmlns:r="http://schemas.openxmlformats.org/officeDocument/2006/relationships" xmlns:wp14="http://schemas.microsoft.com/office/word/2010/wordprocessingDrawing" xmlns:wp="http://schemas.openxmlformats.org/drawingml/2006/wordprocessingDrawing" xmlns:wpg="http://schemas.microsoft.com/office/word/2010/wordprocessingGroup" xmlns:wpi="http://schemas.microsoft.com/office/word/2010/wordprocessingInk" xmlns:wps="http://schemas.microsoft.com/office/word/2010/wordprocessingShape" xmlns:o="urn:schemas-microsoft-com:office:office" xmlns:v="urn:schemas-microsoft-com:vml" xmlns:w10="urn:schemas-microsoft-com:office:word" xmlns:w="http://schemas.openxmlformats.org/wordprocessingml/2006/main" xmlns:w14="http://schemas.microsoft.com/office/word/2010/wordml" xmlns:w15="http://schemas.microsoft.com/office/word/2012/wordml" xmlns:w16cex="http://schemas.microsoft.com/office/word/2018/wordml/cex" xmlns:w16cid="http://schemas.microsoft.com/office/word/2016/wordml/cid" xmlns:w16="http://schemas.microsoft.com/office/word/2018/wordml" xmlns:w16sdtdh="http://schemas.microsoft.com/office/word/2020/wordml/sdtdatahash" xmlns:w16sdtfl="http://schemas.microsoft.com/office/word/2024/wordml/sdtformatlock" xmlns:w16se="http://schemas.microsoft.com/office/word/2015/wordml/symex" xmlns:w16du="http://schemas.microsoft.com/office/word/2023/wordml/word16du" xmlns:wne="http://schemas.microsoft.com/office/word/2006/wordml" mc:Ignorable="w14 w15 w16se w16cid w16 w16cex w16sdtdh w16sdtfl w16du wp14">
   <w:body>
     <w:p>
       <w:pPr>
@@ -158,34 +158,416 @@
       <w:r>
         <w:t xml:space="preserve"> </w:t>
       </w:r>
+      <w:r>
+        <w:t>STUDENT</w:t>
+      </w:r>
+      <w:r>
+        <w:t xml:space="preserve"> understand</w:t>
+      </w:r>
+      <w:r>
+        <w:t>s</w:t>
+      </w:r>
+      <w:r>
+        <w:t xml:space="preserve"> </w:t>
+      </w:r>
+      <w:r>
+        <w:t>they have</w:t>
+      </w:r>
+      <w:r>
+        <w:t xml:space="preserve"> the right to seek independent legal advice</w:t>
+      </w:r>
+      <w:r>
+        <w:t xml:space="preserve"> at </w:t>
+      </w:r>
+      <w:r>
+        <w:t>their</w:t>
+      </w:r>
+      <w:r>
+        <w:t xml:space="preserve"> own expense prior to signing this agreement.</w:t>
+      </w:r>
+    </w:p>
+    <w:p>
+      <w:pPr>
+        <w:pStyle w:val="01-heading"/>
+      </w:pPr>
+      <w:r>
+        <w:t>Background</w:t>
+      </w:r>
+    </w:p>
+    <w:p>
+      <w:pPr>
+        <w:pStyle w:val="02-paragraph"/>
+      </w:pPr>
+      <w:r>
+        <w:t xml:space="preserve">While </w:t>
+      </w:r>
+      <w:r>
+        <w:t>MSU</w:t>
+      </w:r>
+      <w:r>
+        <w:t xml:space="preserve"> students generally </w:t>
+      </w:r>
+      <w:r>
+        <w:t xml:space="preserve">are assigned any rights </w:t>
+      </w:r>
+      <w:r>
+        <w:t>for</w:t>
+      </w:r>
+      <w:r>
+        <w:t xml:space="preserve"> inventions</w:t>
+      </w:r>
+      <w:r>
+        <w:t xml:space="preserve"> that they develop in their classes</w:t>
+      </w:r>
+      <w:r>
+        <w:t xml:space="preserve">, in some circumstances, </w:t>
+      </w:r>
+      <w:r>
+        <w:t>projects involve specia</w:t>
+      </w:r>
+      <w:r>
+        <w:t xml:space="preserve">l </w:t>
+      </w:r>
+      <w:r>
+        <w:t xml:space="preserve">access to MSU resources (including lab space and equipment, research expertise, and </w:t>
+      </w:r>
+      <w:r>
+        <w:t xml:space="preserve">other </w:t>
+      </w:r>
+      <w:r>
+        <w:t xml:space="preserve">resources supported with </w:t>
+      </w:r>
+      <w:r>
+        <w:t>third party</w:t>
+      </w:r>
+      <w:r>
+        <w:t xml:space="preserve"> funding) </w:t>
+      </w:r>
+      <w:r>
+        <w:t xml:space="preserve">for the benefit of providing STUDENT with </w:t>
+      </w:r>
+      <w:r>
+        <w:t xml:space="preserve">a </w:t>
+      </w:r>
       <w:proofErr w:type="gramStart"/>
       <w:r>
+        <w:t>real world</w:t>
+      </w:r>
+      <w:proofErr w:type="gramEnd"/>
+      <w:r>
+        <w:t xml:space="preserve"> re</w:t>
+      </w:r>
+      <w:r>
+        <w:t>s</w:t>
+      </w:r>
+      <w:r>
+        <w:t>earch</w:t>
+      </w:r>
+      <w:r>
+        <w:t xml:space="preserve"> experience</w:t>
+      </w:r>
+      <w:r>
+        <w:t xml:space="preserve">. </w:t>
+      </w:r>
+    </w:p>
+    <w:p>
+      <w:pPr>
+        <w:pStyle w:val="02-paragraph"/>
+      </w:pPr>
+      <w:r>
+        <w:t>A</w:t>
+      </w:r>
+      <w:r>
+        <w:t xml:space="preserve">s a condition for </w:t>
+      </w:r>
+      <w:r>
         <w:t>STUDENT</w:t>
       </w:r>
       <w:r>
-        <w:t xml:space="preserve"> understand</w:t>
+        <w:t xml:space="preserve">’s participation in </w:t>
+      </w:r>
+      <w:r>
+        <w:t>PROJECT</w:t>
+      </w:r>
+      <w:r>
+        <w:t xml:space="preserve"> involving the </w:t>
+      </w:r>
+      <w:r>
+        <w:t>project</w:t>
+      </w:r>
+      <w:r>
+        <w:t xml:space="preserve"> provided by </w:t>
+      </w:r>
+      <w:r>
+        <w:t>MSU</w:t>
+      </w:r>
+      <w:r>
+        <w:t xml:space="preserve">, </w:t>
+      </w:r>
+      <w:r>
+        <w:t>MSU</w:t>
+      </w:r>
+      <w:r>
+        <w:t xml:space="preserve"> requires </w:t>
+      </w:r>
+      <w:r>
+        <w:t>STUDENT</w:t>
+      </w:r>
+      <w:r>
+        <w:t xml:space="preserve"> to assign </w:t>
+      </w:r>
+      <w:r>
+        <w:t>their</w:t>
+      </w:r>
+      <w:r>
+        <w:t xml:space="preserve"> rights in intellectual property created </w:t>
+      </w:r>
+      <w:proofErr w:type="gramStart"/>
+      <w:r>
+        <w:t>in the course of</w:t>
+      </w:r>
+      <w:proofErr w:type="gramEnd"/>
+      <w:r>
+        <w:t xml:space="preserve"> </w:t>
+      </w:r>
+      <w:r>
+        <w:t>STUDENT</w:t>
+      </w:r>
+      <w:r>
+        <w:t xml:space="preserve">’s work on </w:t>
+      </w:r>
+      <w:r>
+        <w:t>PROJECT</w:t>
+      </w:r>
+      <w:r>
+        <w:t xml:space="preserve"> to MSU</w:t>
+      </w:r>
+      <w:r>
+        <w:t>, as further described below.</w:t>
+      </w:r>
+    </w:p>
+    <w:p>
+      <w:pPr>
+        <w:pStyle w:val="01-heading"/>
+      </w:pPr>
+      <w:r>
+        <w:t>Assignment</w:t>
+      </w:r>
+      <w:r>
+        <w:t xml:space="preserve"> o</w:t>
+      </w:r>
+      <w:r>
+        <w:t xml:space="preserve">f </w:t>
+      </w:r>
+      <w:r>
+        <w:t>Intellectual</w:t>
+      </w:r>
+      <w:r>
+        <w:t xml:space="preserve"> Property Rights</w:t>
+      </w:r>
+    </w:p>
+    <w:p>
+      <w:pPr>
+        <w:pStyle w:val="02-paragraph"/>
+      </w:pPr>
+      <w:r>
+        <w:t>STUDENT</w:t>
+      </w:r>
+      <w:r>
+        <w:t xml:space="preserve"> understands that they have contributed, or may be contributing, to the development of </w:t>
+      </w:r>
+      <w:r>
+        <w:t>PROJECT</w:t>
+      </w:r>
+      <w:r>
+        <w:t xml:space="preserve">, including the </w:t>
+      </w:r>
+      <w:r>
+        <w:t xml:space="preserve">creation of and </w:t>
+      </w:r>
+      <w:r>
+        <w:t xml:space="preserve">making of </w:t>
+      </w:r>
+      <w:r>
+        <w:t xml:space="preserve">works of authorship, code, </w:t>
+      </w:r>
+      <w:r>
+        <w:t xml:space="preserve">inventions, creations, </w:t>
+      </w:r>
+      <w:r>
+        <w:t xml:space="preserve">materials, papers, </w:t>
+      </w:r>
+      <w:r>
+        <w:t>and/or discoveries made</w:t>
+      </w:r>
+      <w:r>
+        <w:t xml:space="preserve"> (conceived or first reduced to practice)</w:t>
+      </w:r>
+      <w:r>
+        <w:t xml:space="preserve"> </w:t>
+      </w:r>
+      <w:r>
+        <w:t>in the</w:t>
+      </w:r>
+      <w:r>
+        <w:t xml:space="preserve"> course of </w:t>
+      </w:r>
+      <w:r>
+        <w:t>STUDENT</w:t>
+      </w:r>
+      <w:r>
+        <w:t xml:space="preserve">’s work on </w:t>
+      </w:r>
+      <w:r>
+        <w:t xml:space="preserve">PROJECT </w:t>
+      </w:r>
+      <w:r>
+        <w:t>(</w:t>
+      </w:r>
+      <w:r>
+        <w:t xml:space="preserve">hereafter </w:t>
+      </w:r>
+      <w:r>
+        <w:t>“</w:t>
+      </w:r>
+      <w:r>
+        <w:t>INVENTIONS</w:t>
+      </w:r>
+      <w:r>
+        <w:t>”)</w:t>
+      </w:r>
+      <w:r>
+        <w:t xml:space="preserve">. </w:t>
+      </w:r>
+      <w:r>
+        <w:t>STUDENT</w:t>
+      </w:r>
+      <w:r>
+        <w:t xml:space="preserve"> agrees as a condition of participating in </w:t>
+      </w:r>
+      <w:r>
+        <w:t>PROJECT</w:t>
+      </w:r>
+      <w:r>
+        <w:t xml:space="preserve">, and in consideration for the </w:t>
+      </w:r>
+      <w:r>
+        <w:t xml:space="preserve">benefits obtained by working on </w:t>
+      </w:r>
+      <w:r>
+        <w:t>PROJECT</w:t>
+      </w:r>
+      <w:r>
+        <w:t xml:space="preserve">, to assign, and </w:t>
+      </w:r>
+      <w:r>
+        <w:t>STUDENT</w:t>
+      </w:r>
+      <w:r>
+        <w:t xml:space="preserve"> hereby assigns, to </w:t>
+      </w:r>
+      <w:r>
+        <w:t>MSU</w:t>
+      </w:r>
+      <w:r>
+        <w:t xml:space="preserve"> all right</w:t>
       </w:r>
       <w:r>
         <w:t>s</w:t>
       </w:r>
+      <w:r>
+        <w:t>, title, and interest in</w:t>
+      </w:r>
+      <w:r>
+        <w:t xml:space="preserve"> </w:t>
+      </w:r>
+      <w:proofErr w:type="gramStart"/>
+      <w:r>
+        <w:t>any and all</w:t>
+      </w:r>
       <w:proofErr w:type="gramEnd"/>
       <w:r>
         <w:t xml:space="preserve"> </w:t>
       </w:r>
       <w:r>
-        <w:t>they have</w:t>
-      </w:r>
-      <w:r>
-        <w:t xml:space="preserve"> the right to seek independent legal advice</w:t>
-      </w:r>
-      <w:r>
-        <w:t xml:space="preserve"> at </w:t>
-      </w:r>
-      <w:r>
-        <w:t>their</w:t>
-      </w:r>
-      <w:r>
-        <w:t xml:space="preserve"> own expense prior to signing this agreement.</w:t>
+        <w:t>INVENTIONS</w:t>
+      </w:r>
+      <w:r>
+        <w:t>.</w:t>
+      </w:r>
+    </w:p>
+    <w:p>
+      <w:pPr>
+        <w:pStyle w:val="02-paragraph"/>
+      </w:pPr>
+      <w:r>
+        <w:t>STUDENT</w:t>
+      </w:r>
+      <w:r>
+        <w:t xml:space="preserve"> acknowledges that by assigning rights in </w:t>
+      </w:r>
+      <w:r>
+        <w:t xml:space="preserve">any and all </w:t>
+      </w:r>
+      <w:r>
+        <w:t xml:space="preserve">INVENTIONS </w:t>
+      </w:r>
+      <w:r>
+        <w:t xml:space="preserve">to </w:t>
+      </w:r>
+      <w:r>
+        <w:t>MSU</w:t>
+      </w:r>
+      <w:r>
+        <w:t xml:space="preserve">, </w:t>
+      </w:r>
+      <w:r>
+        <w:t>MSU</w:t>
+      </w:r>
+      <w:r>
+        <w:t xml:space="preserve"> </w:t>
+      </w:r>
+      <w:r>
+        <w:t xml:space="preserve">will be the sole owner of </w:t>
+      </w:r>
+      <w:r>
+        <w:t xml:space="preserve">STUDENT’S interest in </w:t>
+      </w:r>
+      <w:r>
+        <w:t xml:space="preserve">INVENTIONS and </w:t>
+      </w:r>
+      <w:r>
+        <w:t xml:space="preserve">will manage the rights in </w:t>
+      </w:r>
+      <w:r>
+        <w:t xml:space="preserve">INVENTIONS </w:t>
+      </w:r>
+      <w:r>
+        <w:t>and be solely responsible for deciding what form of protection, if any, to pursue an</w:t>
+      </w:r>
+      <w:r>
+        <w:t>d</w:t>
+      </w:r>
+      <w:r>
+        <w:t xml:space="preserve"> the form and extent of commercialization of </w:t>
+      </w:r>
+      <w:r>
+        <w:t>INVENTIONS</w:t>
+      </w:r>
+      <w:r>
+        <w:t>, if any</w:t>
+      </w:r>
+      <w:r>
+        <w:t>.</w:t>
+      </w:r>
+      <w:r>
+        <w:t xml:space="preserve"> Further, any INVENTION shall be administered as a university</w:t>
+      </w:r>
+      <w:r>
+        <w:t>-</w:t>
+      </w:r>
+      <w:r>
+        <w:t>owned invention or work under the MSU Patent Policy and/or MSU Copyright Policy, including STUDENT’S right to participate in license revenue sharing, if any.</w:t>
       </w:r>
     </w:p>
     <w:p>
@@ -193,7 +575,13 @@
         <w:pStyle w:val="01-heading"/>
       </w:pPr>
       <w:r>
-        <w:t>Background</w:t>
+        <w:t>Cooperation w</w:t>
+      </w:r>
+      <w:r>
+        <w:t xml:space="preserve">ith </w:t>
+      </w:r>
+      <w:r>
+        <w:t>MSU</w:t>
       </w:r>
     </w:p>
     <w:p>
@@ -201,471 +589,55 @@
         <w:pStyle w:val="02-paragraph"/>
       </w:pPr>
       <w:r>
-        <w:t xml:space="preserve">While </w:t>
+        <w:t>STUDENT</w:t>
+      </w:r>
+      <w:r>
+        <w:t xml:space="preserve"> agrees to inform </w:t>
       </w:r>
       <w:r>
         <w:t>MSU</w:t>
       </w:r>
       <w:r>
-        <w:t xml:space="preserve"> students generally </w:t>
-      </w:r>
-      <w:r>
-        <w:t xml:space="preserve">are assigned any rights </w:t>
-      </w:r>
-      <w:r>
-        <w:t>for</w:t>
-      </w:r>
-      <w:r>
-        <w:t xml:space="preserve"> inventions</w:t>
-      </w:r>
-      <w:r>
-        <w:t xml:space="preserve"> that they develop in </w:t>
-      </w:r>
-      <w:proofErr w:type="spellStart"/>
-      <w:r>
-        <w:t>their</w:t>
-      </w:r>
-      <w:proofErr w:type="spellEnd"/>
-      <w:r>
-        <w:t xml:space="preserve"> classes</w:t>
-      </w:r>
-      <w:r>
-        <w:t xml:space="preserve">, in some circumstances, </w:t>
-      </w:r>
-      <w:r>
-        <w:t>projects involve specia</w:t>
-      </w:r>
-      <w:r>
-        <w:t xml:space="preserve">l </w:t>
-      </w:r>
-      <w:r>
-        <w:t xml:space="preserve">access to MSU resources (including lab space and equipment, research expertise, and </w:t>
-      </w:r>
-      <w:r>
-        <w:t xml:space="preserve">other </w:t>
-      </w:r>
-      <w:r>
-        <w:t xml:space="preserve">resources supported with </w:t>
-      </w:r>
-      <w:r>
-        <w:t>third party</w:t>
-      </w:r>
-      <w:r>
-        <w:t xml:space="preserve"> funding) </w:t>
-      </w:r>
-      <w:r>
-        <w:t xml:space="preserve">for the benefit of providing STUDENT with </w:t>
-      </w:r>
-      <w:r>
-        <w:t xml:space="preserve">a </w:t>
-      </w:r>
-      <w:proofErr w:type="gramStart"/>
-      <w:r>
-        <w:t>real world</w:t>
-      </w:r>
-      <w:proofErr w:type="gramEnd"/>
-      <w:r>
-        <w:t xml:space="preserve"> re</w:t>
-      </w:r>
-      <w:r>
-        <w:t>s</w:t>
-      </w:r>
-      <w:r>
-        <w:t>earch</w:t>
-      </w:r>
-      <w:r>
-        <w:t xml:space="preserve"> experience</w:t>
-      </w:r>
-      <w:r>
-        <w:t xml:space="preserve">. </w:t>
-      </w:r>
-    </w:p>
-    <w:p>
-      <w:pPr>
-        <w:pStyle w:val="02-paragraph"/>
-      </w:pPr>
-      <w:r>
-        <w:t>A</w:t>
-      </w:r>
-      <w:r>
-        <w:t xml:space="preserve">s a condition for </w:t>
-      </w:r>
-      <w:r>
-        <w:t>STUDENT</w:t>
-      </w:r>
-      <w:r>
-        <w:t xml:space="preserve">’s participation in </w:t>
-      </w:r>
-      <w:r>
-        <w:t>PROJECT</w:t>
-      </w:r>
-      <w:r>
-        <w:t xml:space="preserve"> involving the </w:t>
-      </w:r>
-      <w:r>
-        <w:t>project</w:t>
-      </w:r>
-      <w:r>
-        <w:t xml:space="preserve"> provided by </w:t>
+        <w:t xml:space="preserve"> of all </w:t>
+      </w:r>
+      <w:r>
+        <w:t xml:space="preserve">INVENTIONS </w:t>
+      </w:r>
+      <w:r>
+        <w:t xml:space="preserve">and to </w:t>
+      </w:r>
+      <w:r>
+        <w:t xml:space="preserve">reasonably </w:t>
+      </w:r>
+      <w:r>
+        <w:t xml:space="preserve">cooperate with </w:t>
       </w:r>
       <w:r>
         <w:t>MSU</w:t>
       </w:r>
       <w:r>
-        <w:t xml:space="preserve">, </w:t>
+        <w:t xml:space="preserve">, at </w:t>
       </w:r>
       <w:r>
         <w:t>MSU</w:t>
       </w:r>
       <w:r>
-        <w:t xml:space="preserve"> requires </w:t>
-      </w:r>
-      <w:r>
-        <w:t>STUDENT</w:t>
-      </w:r>
-      <w:r>
-        <w:t xml:space="preserve"> to assign </w:t>
-      </w:r>
-      <w:r>
-        <w:t>their</w:t>
-      </w:r>
-      <w:r>
-        <w:t xml:space="preserve"> rights in intellectual property created </w:t>
-      </w:r>
-      <w:proofErr w:type="gramStart"/>
-      <w:r>
-        <w:t>in the course of</w:t>
-      </w:r>
-      <w:proofErr w:type="gramEnd"/>
-      <w:r>
-        <w:t xml:space="preserve"> </w:t>
-      </w:r>
-      <w:r>
-        <w:t>STUDENT</w:t>
-      </w:r>
-      <w:r>
-        <w:t xml:space="preserve">’s work on </w:t>
-      </w:r>
-      <w:r>
-        <w:t>PROJECT</w:t>
-      </w:r>
-      <w:r>
-        <w:t xml:space="preserve"> to MSU</w:t>
-      </w:r>
-      <w:r>
-        <w:t>, as further described below.</w:t>
-      </w:r>
-    </w:p>
-    <w:p>
-      <w:pPr>
-        <w:pStyle w:val="01-heading"/>
-      </w:pPr>
-      <w:r>
-        <w:t>Assignment</w:t>
-      </w:r>
-      <w:r>
-        <w:t xml:space="preserve"> o</w:t>
-      </w:r>
-      <w:r>
-        <w:t xml:space="preserve">f </w:t>
-      </w:r>
-      <w:r>
-        <w:t>Intellectual</w:t>
-      </w:r>
-      <w:r>
-        <w:t xml:space="preserve"> Property Rights</w:t>
-      </w:r>
-    </w:p>
-    <w:p>
-      <w:pPr>
-        <w:pStyle w:val="02-paragraph"/>
-      </w:pPr>
-      <w:r>
-        <w:t>STUDENT</w:t>
-      </w:r>
-      <w:r>
-        <w:t xml:space="preserve"> understands that they have contributed, or may be contributing, to the development of </w:t>
-      </w:r>
-      <w:r>
-        <w:t>PROJECT</w:t>
-      </w:r>
-      <w:r>
-        <w:t xml:space="preserve">, including the </w:t>
-      </w:r>
-      <w:r>
-        <w:t xml:space="preserve">creation of and </w:t>
-      </w:r>
-      <w:r>
-        <w:t xml:space="preserve">making of </w:t>
-      </w:r>
-      <w:r>
-        <w:t xml:space="preserve">works of authorship, code, </w:t>
-      </w:r>
-      <w:r>
-        <w:t xml:space="preserve">inventions, creations, </w:t>
-      </w:r>
-      <w:r>
-        <w:t xml:space="preserve">materials, papers, </w:t>
-      </w:r>
-      <w:r>
-        <w:t>and/or discoveries made</w:t>
-      </w:r>
-      <w:r>
-        <w:t xml:space="preserve"> (conceived or first reduced to practice)</w:t>
-      </w:r>
-      <w:r>
-        <w:t xml:space="preserve"> </w:t>
-      </w:r>
-      <w:proofErr w:type="gramStart"/>
-      <w:r>
-        <w:t>in the</w:t>
-      </w:r>
-      <w:r>
-        <w:t xml:space="preserve"> course of</w:t>
-      </w:r>
-      <w:proofErr w:type="gramEnd"/>
-      <w:r>
-        <w:t xml:space="preserve"> </w:t>
-      </w:r>
-      <w:r>
-        <w:t>STUDENT</w:t>
-      </w:r>
-      <w:r>
-        <w:t xml:space="preserve">’s work on </w:t>
-      </w:r>
-      <w:r>
-        <w:t xml:space="preserve">PROJECT </w:t>
-      </w:r>
-      <w:r>
-        <w:t>(</w:t>
-      </w:r>
-      <w:r>
-        <w:t xml:space="preserve">hereafter </w:t>
-      </w:r>
-      <w:r>
-        <w:t>“</w:t>
-      </w:r>
-      <w:r>
-        <w:t>INVENTIONS</w:t>
-      </w:r>
-      <w:r>
-        <w:t>”)</w:t>
-      </w:r>
-      <w:r>
-        <w:t xml:space="preserve">. </w:t>
-      </w:r>
-      <w:r>
-        <w:t>STUDENT</w:t>
-      </w:r>
-      <w:r>
-        <w:t xml:space="preserve"> agrees as a condition of participating in </w:t>
-      </w:r>
-      <w:r>
-        <w:t>PROJECT</w:t>
-      </w:r>
-      <w:r>
-        <w:t xml:space="preserve">, and in consideration for the </w:t>
-      </w:r>
-      <w:r>
-        <w:t xml:space="preserve">benefits obtained by working on </w:t>
-      </w:r>
-      <w:r>
-        <w:t>PROJECT</w:t>
-      </w:r>
-      <w:r>
-        <w:t xml:space="preserve">, to assign, and </w:t>
-      </w:r>
-      <w:r>
-        <w:t>STUDENT</w:t>
-      </w:r>
-      <w:r>
-        <w:t xml:space="preserve"> hereby assigns, to </w:t>
+        <w:t>’s</w:t>
+      </w:r>
+      <w:r>
+        <w:t xml:space="preserve"> expense, to </w:t>
+      </w:r>
+      <w:r>
+        <w:t xml:space="preserve">secure </w:t>
       </w:r>
       <w:r>
         <w:t>MSU</w:t>
       </w:r>
       <w:r>
-        <w:t xml:space="preserve"> all right</w:t>
-      </w:r>
-      <w:r>
-        <w:t>s</w:t>
-      </w:r>
-      <w:r>
-        <w:t>, title, and interest in</w:t>
-      </w:r>
-      <w:r>
-        <w:t xml:space="preserve"> </w:t>
-      </w:r>
-      <w:proofErr w:type="gramStart"/>
-      <w:r>
-        <w:t>any and all</w:t>
-      </w:r>
-      <w:proofErr w:type="gramEnd"/>
-      <w:r>
-        <w:t xml:space="preserve"> </w:t>
-      </w:r>
-      <w:r>
-        <w:t>INVENTIONS</w:t>
-      </w:r>
-      <w:r>
-        <w:t>.</w:t>
-      </w:r>
-    </w:p>
-    <w:p>
-      <w:pPr>
-        <w:pStyle w:val="02-paragraph"/>
-      </w:pPr>
-      <w:r>
-        <w:t>STUDENT</w:t>
-      </w:r>
-      <w:r>
-        <w:t xml:space="preserve"> acknowledges that by assigning rights in </w:t>
-      </w:r>
-      <w:proofErr w:type="gramStart"/>
-      <w:r>
-        <w:t>any and all</w:t>
-      </w:r>
-      <w:proofErr w:type="gramEnd"/>
-      <w:r>
-        <w:t xml:space="preserve"> </w:t>
-      </w:r>
-      <w:r>
-        <w:t xml:space="preserve">INVENTIONS </w:t>
-      </w:r>
-      <w:r>
-        <w:t xml:space="preserve">to </w:t>
-      </w:r>
-      <w:r>
-        <w:t>MSU</w:t>
-      </w:r>
-      <w:r>
-        <w:t xml:space="preserve">, </w:t>
-      </w:r>
-      <w:r>
-        <w:t>MSU</w:t>
-      </w:r>
-      <w:r>
-        <w:t xml:space="preserve"> </w:t>
-      </w:r>
-      <w:r>
-        <w:t xml:space="preserve">will be the sole owner of </w:t>
-      </w:r>
-      <w:r>
-        <w:t xml:space="preserve">STUDENT’S interest in </w:t>
-      </w:r>
-      <w:r>
-        <w:t xml:space="preserve">INVENTIONS and </w:t>
-      </w:r>
-      <w:r>
-        <w:t xml:space="preserve">will manage the rights in </w:t>
-      </w:r>
-      <w:r>
-        <w:t xml:space="preserve">INVENTIONS </w:t>
-      </w:r>
-      <w:r>
-        <w:t>and be solely responsible for deciding what form of protection, if any, to pursue an</w:t>
-      </w:r>
-      <w:r>
-        <w:t>d</w:t>
-      </w:r>
-      <w:r>
-        <w:t xml:space="preserve"> the form and extent of commercialization of </w:t>
-      </w:r>
-      <w:r>
-        <w:t>INVENTIONS</w:t>
-      </w:r>
-      <w:r>
-        <w:t>, if any</w:t>
-      </w:r>
-      <w:r>
-        <w:t>.</w:t>
-      </w:r>
-      <w:r>
-        <w:t xml:space="preserve"> Further, any INVENTION shall be administered as a university</w:t>
-      </w:r>
-      <w:r>
-        <w:t>-</w:t>
-      </w:r>
-      <w:r>
-        <w:t>owned invention or work under the MSU Patent Policy and/or MSU Copyright Policy, including STUDENT’S right to participate in license revenue sharing, if any.</w:t>
-      </w:r>
-    </w:p>
-    <w:p>
-      <w:pPr>
-        <w:pStyle w:val="01-heading"/>
-      </w:pPr>
-      <w:r>
-        <w:t>Cooperation w</w:t>
-      </w:r>
-      <w:r>
-        <w:t xml:space="preserve">ith </w:t>
-      </w:r>
-      <w:r>
-        <w:t>MSU</w:t>
-      </w:r>
-    </w:p>
-    <w:p>
-      <w:pPr>
-        <w:pStyle w:val="02-paragraph"/>
-      </w:pPr>
-      <w:r>
-        <w:t>STUDENT</w:t>
-      </w:r>
-      <w:r>
-        <w:t xml:space="preserve"> agrees to inform </w:t>
-      </w:r>
-      <w:r>
-        <w:t>MSU</w:t>
-      </w:r>
-      <w:r>
-        <w:t xml:space="preserve"> of all </w:t>
-      </w:r>
-      <w:r>
-        <w:t xml:space="preserve">INVENTIONS </w:t>
-      </w:r>
-      <w:r>
-        <w:t xml:space="preserve">and to </w:t>
-      </w:r>
-      <w:r>
-        <w:t xml:space="preserve">reasonably </w:t>
-      </w:r>
-      <w:r>
-        <w:t xml:space="preserve">cooperate with </w:t>
-      </w:r>
-      <w:r>
-        <w:t>MSU</w:t>
-      </w:r>
-      <w:r>
-        <w:t xml:space="preserve">, at </w:t>
-      </w:r>
-      <w:r>
-        <w:t>MSU</w:t>
-      </w:r>
-      <w:r>
-        <w:t>’s</w:t>
-      </w:r>
-      <w:r>
-        <w:t xml:space="preserve"> expense, to </w:t>
-      </w:r>
-      <w:r>
-        <w:t xml:space="preserve">secure </w:t>
-      </w:r>
-      <w:r>
-        <w:t>MSU</w:t>
-      </w:r>
-      <w:r>
-        <w:t xml:space="preserve">’s rights in </w:t>
-      </w:r>
-      <w:proofErr w:type="gramStart"/>
-      <w:r>
-        <w:t xml:space="preserve">the </w:t>
-      </w:r>
-      <w:r>
-        <w:t>intellectual</w:t>
-      </w:r>
-      <w:proofErr w:type="gramEnd"/>
-      <w:r>
-        <w:t xml:space="preserve"> property (including copyright(s), patent(s), trademark(s), trade secret(s)</w:t>
+        <w:t xml:space="preserve">’s rights in the </w:t>
+      </w:r>
+      <w:r>
+        <w:t>intellectual property (including copyright(s), patent(s), trademark(s), trade secret(s)</w:t>
       </w:r>
       <w:r>
         <w:t>, or other means of protecting i</w:t>
@@ -728,128 +700,128 @@
         <w:t xml:space="preserve">INVENTIONS </w:t>
       </w:r>
       <w:r>
-        <w:t xml:space="preserve">in </w:t>
+        <w:t xml:space="preserve">in any and all countries and for vesting title in </w:t>
+      </w:r>
+      <w:r>
+        <w:t>MSU</w:t>
+      </w:r>
+      <w:r>
+        <w:t>, its successors, assigns, and legal representatives.</w:t>
+      </w:r>
+    </w:p>
+    <w:p>
+      <w:pPr>
+        <w:pStyle w:val="01-heading"/>
+      </w:pPr>
+      <w:r>
+        <w:t>General</w:t>
+      </w:r>
+      <w:r>
+        <w:t xml:space="preserve"> Terms</w:t>
+      </w:r>
+    </w:p>
+    <w:p>
+      <w:pPr>
+        <w:pStyle w:val="02-paragraph"/>
+      </w:pPr>
+      <w:r>
+        <w:t xml:space="preserve">The parties agree that any </w:t>
+      </w:r>
+      <w:r>
+        <w:t xml:space="preserve">electronically signed or </w:t>
+      </w:r>
+      <w:r>
+        <w:t xml:space="preserve">reproduced copy of this </w:t>
       </w:r>
       <w:proofErr w:type="gramStart"/>
       <w:r>
-        <w:t>any and all</w:t>
+        <w:t>fully-executed</w:t>
       </w:r>
       <w:proofErr w:type="gramEnd"/>
       <w:r>
-        <w:t xml:space="preserve"> countries and for vesting title in </w:t>
-      </w:r>
-      <w:r>
-        <w:t>MSU</w:t>
-      </w:r>
-      <w:r>
-        <w:t>, its successors, assigns, and legal representatives.</w:t>
+        <w:t xml:space="preserve"> agreement shall have the same legal force and effect as any copy bearing original signatures of the parties. This agreement constitutes the entire agreement between the parties concerning the subject matter thereof.</w:t>
+      </w:r>
+    </w:p>
+    <w:p>
+      <w:pPr>
+        <w:pStyle w:val="02-paragraph"/>
+      </w:pPr>
+      <w:r>
+        <w:t>STUDENT acknowledges that this is an elective course, and that STUDENT is</w:t>
+      </w:r>
+      <w:r>
+        <w:t xml:space="preserve"> not obligated</w:t>
+      </w:r>
+      <w:r>
+        <w:t xml:space="preserve"> </w:t>
+      </w:r>
+      <w:r>
+        <w:t xml:space="preserve"> to participate in </w:t>
+      </w:r>
+      <w:r>
+        <w:t xml:space="preserve">this class or the PROJECT as a requirement for </w:t>
+      </w:r>
+      <w:r>
+        <w:t xml:space="preserve">progress towards </w:t>
+      </w:r>
+      <w:r>
+        <w:t xml:space="preserve">their degree.  </w:t>
+      </w:r>
+    </w:p>
+    <w:p>
+      <w:pPr>
+        <w:pStyle w:val="02-paragraph"/>
+      </w:pPr>
+      <w:r>
+        <w:t xml:space="preserve">STUDENT’s </w:t>
+      </w:r>
+      <w:r>
+        <w:t xml:space="preserve">obligations and responsibilities under this agreement will continue after completion of </w:t>
+      </w:r>
+      <w:r>
+        <w:t xml:space="preserve">PROJECT </w:t>
+      </w:r>
+      <w:r>
+        <w:t xml:space="preserve">and/or conclusion of their involvement with </w:t>
+      </w:r>
+      <w:r>
+        <w:t>PROJECT</w:t>
+      </w:r>
+      <w:r>
+        <w:t>.</w:t>
+      </w:r>
+    </w:p>
+    <w:p>
+      <w:pPr>
+        <w:pStyle w:val="02-paragraph"/>
+      </w:pPr>
+      <w:r>
+        <w:t>STUDENT certifies that they are eighteen (18) years of age or older at the time of signing this agreement.</w:t>
+      </w:r>
+    </w:p>
+    <w:p>
+      <w:pPr>
+        <w:pStyle w:val="02-paragraph"/>
+      </w:pPr>
+      <w:r>
+        <w:t>This agreement is effective upon the latest date of signature</w:t>
+      </w:r>
+      <w:r>
+        <w:t xml:space="preserve"> below</w:t>
+      </w:r>
+      <w:r>
+        <w:t>.</w:t>
       </w:r>
     </w:p>
     <w:p>
       <w:pPr>
         <w:pStyle w:val="01-heading"/>
       </w:pPr>
-      <w:r>
-        <w:t>General</w:t>
-      </w:r>
-      <w:r>
-        <w:t xml:space="preserve"> Terms</w:t>
-      </w:r>
-    </w:p>
-    <w:p>
-      <w:pPr>
-        <w:pStyle w:val="02-paragraph"/>
-      </w:pPr>
-      <w:r>
-        <w:t xml:space="preserve">The parties agree that any </w:t>
-      </w:r>
-      <w:r>
-        <w:t xml:space="preserve">electronically signed or </w:t>
-      </w:r>
-      <w:r>
-        <w:t xml:space="preserve">reproduced copy of this </w:t>
-      </w:r>
-      <w:proofErr w:type="gramStart"/>
-      <w:r>
-        <w:t>fully-executed</w:t>
-      </w:r>
-      <w:proofErr w:type="gramEnd"/>
-      <w:r>
-        <w:t xml:space="preserve"> agreement shall have the same legal force and effect as any copy bearing original signatures of the parties. This agreement constitutes the entire agreement between the parties concerning the subject matter thereof.</w:t>
-      </w:r>
-    </w:p>
-    <w:p>
-      <w:pPr>
-        <w:pStyle w:val="02-paragraph"/>
-      </w:pPr>
-      <w:r>
-        <w:t>STUDENT acknowledges that this is an elective course, and that STUDENT is</w:t>
-      </w:r>
-      <w:r>
-        <w:t xml:space="preserve"> not obligated</w:t>
-      </w:r>
-      <w:r>
-        <w:t xml:space="preserve"> </w:t>
-      </w:r>
-      <w:r>
-        <w:t xml:space="preserve"> to participate in </w:t>
-      </w:r>
-      <w:r>
-        <w:t xml:space="preserve">this class or the PROJECT as a requirement for </w:t>
-      </w:r>
-      <w:r>
-        <w:t xml:space="preserve">progress towards </w:t>
-      </w:r>
-      <w:r>
-        <w:t xml:space="preserve">their degree.  </w:t>
-      </w:r>
-    </w:p>
-    <w:p>
-      <w:pPr>
-        <w:pStyle w:val="02-paragraph"/>
-      </w:pPr>
-      <w:r>
-        <w:t xml:space="preserve">STUDENT’s </w:t>
-      </w:r>
-      <w:r>
-        <w:t xml:space="preserve">obligations and responsibilities under this agreement will continue after completion of </w:t>
-      </w:r>
-      <w:r>
-        <w:t xml:space="preserve">PROJECT </w:t>
-      </w:r>
-      <w:r>
-        <w:t xml:space="preserve">and/or conclusion of their involvement with </w:t>
-      </w:r>
-      <w:r>
-        <w:t>PROJECT</w:t>
-      </w:r>
-      <w:r>
-        <w:t>.</w:t>
-      </w:r>
-    </w:p>
-    <w:p>
-      <w:pPr>
-        <w:pStyle w:val="02-paragraph"/>
-      </w:pPr>
-      <w:r>
-        <w:t>This agreement is effective upon the latest date of signature</w:t>
-      </w:r>
-      <w:r>
-        <w:t xml:space="preserve"> below</w:t>
-      </w:r>
-      <w:r>
-        <w:t>.</w:t>
-      </w:r>
     </w:p>
     <w:p>
       <w:pPr>
         <w:pStyle w:val="01-heading"/>
       </w:pPr>
-    </w:p>
-    <w:p>
-      <w:pPr>
-        <w:pStyle w:val="01-heading"/>
-      </w:pPr>
       <w:r>
         <w:t>STUDENT</w:t>
       </w:r>
@@ -887,53 +859,9 @@
         <w:tab/>
       </w:r>
     </w:p>
-    <w:p>
-      <w:pPr>
-        <w:pStyle w:val="02-paragraph"/>
-      </w:pPr>
-      <w:commentRangeStart w:id="0"/>
-      <w:r>
-        <w:t>A parent or legal guardian is required for students younger than 18 years of age</w:t>
-      </w:r>
-      <w:commentRangeEnd w:id="0"/>
-      <w:r>
-        <w:rPr>
-          <w:rStyle w:val="CommentReference"/>
-        </w:rPr>
-        <w:commentReference w:id="0"/>
-      </w:r>
-      <w:r>
-        <w:t>:</w:t>
-      </w:r>
-    </w:p>
-    <w:p>
-      <w:pPr>
-        <w:pStyle w:val="03-signature"/>
-      </w:pPr>
-      <w:r>
-        <w:t>Parent/Legal Guardian:</w:t>
-      </w:r>
-      <w:r>
-        <w:tab/>
-      </w:r>
-    </w:p>
-    <w:p>
-      <w:pPr>
-        <w:pStyle w:val="03-signature"/>
-      </w:pPr>
-      <w:r>
-        <w:t>Da</w:t>
-      </w:r>
-      <w:r>
-        <w:t>te:</w:t>
-      </w:r>
-      <w:r>
-        <w:tab/>
-      </w:r>
-    </w:p>
     <w:sectPr>
-      <w:headerReference w:type="default" r:id="rId13"/>
-      <w:footerReference w:type="default" r:id="rId14"/>
+      <w:headerReference w:type="default" r:id="rId9"/>
+      <w:footerReference w:type="default" r:id="rId10"/>
       <w:pgSz w:w="12240" w:h="15840"/>
       <w:pgMar w:top="1440" w:right="1440" w:bottom="1440" w:left="1440" w:header="720" w:footer="720" w:gutter="0"/>
       <w:cols w:space="720"/>
@@ -943,47 +871,8 @@
 </w:document>
 </file>
 
-<file path=word/comments.xml><?xml version="1.0" encoding="utf-8"?>
-<w:comments xmlns:wpc="http://schemas.microsoft.com/office/word/2010/wordprocessingCanvas" xmlns:cx="http://schemas.microsoft.com/office/drawing/2014/chartex" xmlns:cx1="http://schemas.microsoft.com/office/drawing/2015/9/8/chartex" xmlns:cx2="http://schemas.microsoft.com/office/drawing/2015/10/21/chartex" xmlns:cx3="http://schemas.microsoft.com/office/drawing/2016/5/9/chartex" xmlns:cx4="http://schemas.microsoft.com/office/drawing/2016/5/10/chartex" xmlns:cx5="http://schemas.microsoft.com/office/drawing/2016/5/11/chartex" xmlns:cx6="http://schemas.microsoft.com/office/drawing/2016/5/12/chartex" xmlns:cx7="http://schemas.microsoft.com/office/drawing/2016/5/13/chartex" xmlns:cx8="http://schemas.microsoft.com/office/drawing/2016/5/14/chartex" xmlns:mc="http://schemas.openxmlformats.org/markup-compatibility/2006" xmlns:aink="http://schemas.microsoft.com/office/drawing/2016/ink" xmlns:am3d="http://schemas.microsoft.com/office/drawing/2017/model3d" xmlns:o="urn:schemas-microsoft-com:office:office" xmlns:oel="http://schemas.microsoft.com/office/2019/extlst" xmlns:r="http://schemas.openxmlformats.org/officeDocument/2006/relationships" xmlns:m="http://schemas.openxmlformats.org/officeDocument/2006/math" xmlns:v="urn:schemas-microsoft-com:vml" xmlns:wp14="http://schemas.microsoft.com/office/word/2010/wordprocessingDrawing" xmlns:wp="http://schemas.openxmlformats.org/drawingml/2006/wordprocessingDrawing" xmlns:w10="urn:schemas-microsoft-com:office:word" xmlns:w="http://schemas.openxmlformats.org/wordprocessingml/2006/main" xmlns:w14="http://schemas.microsoft.com/office/word/2010/wordml" xmlns:w15="http://schemas.microsoft.com/office/word/2012/wordml" xmlns:w16cex="http://schemas.microsoft.com/office/word/2018/wordml/cex" xmlns:w16cid="http://schemas.microsoft.com/office/word/2016/wordml/cid" xmlns:w16="http://schemas.microsoft.com/office/word/2018/wordml" xmlns:w16du="http://schemas.microsoft.com/office/word/2023/wordml/word16du" xmlns:w16sdtdh="http://schemas.microsoft.com/office/word/2020/wordml/sdtdatahash" xmlns:w16sdtfl="http://schemas.microsoft.com/office/word/2024/wordml/sdtformatlock" xmlns:w16se="http://schemas.microsoft.com/office/word/2015/wordml/symex" xmlns:wpg="http://schemas.microsoft.com/office/word/2010/wordprocessingGroup" xmlns:wpi="http://schemas.microsoft.com/office/word/2010/wordprocessingInk" xmlns:wne="http://schemas.microsoft.com/office/word/2006/wordml" xmlns:wps="http://schemas.microsoft.com/office/word/2010/wordprocessingShape" mc:Ignorable="w14 w15 w16se w16cid w16 w16cex w16sdtdh w16sdtfl w16du wp14">
-  <w:comment w:id="0" w:author="Wright, Brian" w:date="2025-07-03T10:12:00Z" w:initials="BW">
-    <w:p>
-      <w:pPr>
-        <w:pStyle w:val="CommentText"/>
-      </w:pPr>
-      <w:r>
-        <w:rPr>
-          <w:rStyle w:val="CommentReference"/>
-        </w:rPr>
-        <w:annotationRef/>
-      </w:r>
-      <w:r>
-        <w:t>This presumably would never happen (or be extremely rare); we could delete this and just have them certify that they are at least 18 years old.</w:t>
-      </w:r>
-    </w:p>
-  </w:comment>
-</w:comments>
-</file>
-
-<file path=word/commentsExtended.xml><?xml version="1.0" encoding="utf-8"?>
-<w15:commentsEx xmlns:wpc="http://schemas.microsoft.com/office/word/2010/wordprocessingCanvas" xmlns:cx="http://schemas.microsoft.com/office/drawing/2014/chartex" xmlns:cx1="http://schemas.microsoft.com/office/drawing/2015/9/8/chartex" xmlns:cx2="http://schemas.microsoft.com/office/drawing/2015/10/21/chartex" xmlns:cx3="http://schemas.microsoft.com/office/drawing/2016/5/9/chartex" xmlns:cx4="http://schemas.microsoft.com/office/drawing/2016/5/10/chartex" xmlns:cx5="http://schemas.microsoft.com/office/drawing/2016/5/11/chartex" xmlns:cx6="http://schemas.microsoft.com/office/drawing/2016/5/12/chartex" xmlns:cx7="http://schemas.microsoft.com/office/drawing/2016/5/13/chartex" xmlns:cx8="http://schemas.microsoft.com/office/drawing/2016/5/14/chartex" xmlns:mc="http://schemas.openxmlformats.org/markup-compatibility/2006" xmlns:aink="http://schemas.microsoft.com/office/drawing/2016/ink" xmlns:am3d="http://schemas.microsoft.com/office/drawing/2017/model3d" xmlns:o="urn:schemas-microsoft-com:office:office" xmlns:oel="http://schemas.microsoft.com/office/2019/extlst" xmlns:r="http://schemas.openxmlformats.org/officeDocument/2006/relationships" xmlns:m="http://schemas.openxmlformats.org/officeDocument/2006/math" xmlns:v="urn:schemas-microsoft-com:vml" xmlns:wp14="http://schemas.microsoft.com/office/word/2010/wordprocessingDrawing" xmlns:wp="http://schemas.openxmlformats.org/drawingml/2006/wordprocessingDrawing" xmlns:w10="urn:schemas-microsoft-com:office:word" xmlns:w="http://schemas.openxmlformats.org/wordprocessingml/2006/main" xmlns:w14="http://schemas.microsoft.com/office/word/2010/wordml" xmlns:w15="http://schemas.microsoft.com/office/word/2012/wordml" xmlns:w16cex="http://schemas.microsoft.com/office/word/2018/wordml/cex" xmlns:w16cid="http://schemas.microsoft.com/office/word/2016/wordml/cid" xmlns:w16="http://schemas.microsoft.com/office/word/2018/wordml" xmlns:w16du="http://schemas.microsoft.com/office/word/2023/wordml/word16du" xmlns:w16sdtdh="http://schemas.microsoft.com/office/word/2020/wordml/sdtdatahash" xmlns:w16sdtfl="http://schemas.microsoft.com/office/word/2024/wordml/sdtformatlock" xmlns:w16se="http://schemas.microsoft.com/office/word/2015/wordml/symex" xmlns:wpg="http://schemas.microsoft.com/office/word/2010/wordprocessingGroup" xmlns:wpi="http://schemas.microsoft.com/office/word/2010/wordprocessingInk" xmlns:wne="http://schemas.microsoft.com/office/word/2006/wordml" xmlns:wps="http://schemas.microsoft.com/office/word/2010/wordprocessingShape" mc:Ignorable="w14 w15 w16se w16cid w16 w16cex w16sdtdh w16sdtfl w16du wp14">
-  <w15:commentEx w15:paraId="31B5E15A" w15:done="0"/>
-</w15:commentsEx>
-</file>
-
-<file path=word/commentsExtensible.xml><?xml version="1.0" encoding="utf-8"?>
-<w16cex:commentsExtensible xmlns:wpc="http://schemas.microsoft.com/office/word/2010/wordprocessingCanvas" xmlns:cx="http://schemas.microsoft.com/office/drawing/2014/chartex" xmlns:cx1="http://schemas.microsoft.com/office/drawing/2015/9/8/chartex" xmlns:cx2="http://schemas.microsoft.com/office/drawing/2015/10/21/chartex" xmlns:cx3="http://schemas.microsoft.com/office/drawing/2016/5/9/chartex" xmlns:cx4="http://schemas.microsoft.com/office/drawing/2016/5/10/chartex" xmlns:cx5="http://schemas.microsoft.com/office/drawing/2016/5/11/chartex" xmlns:cx6="http://schemas.microsoft.com/office/drawing/2016/5/12/chartex" xmlns:cx7="http://schemas.microsoft.com/office/drawing/2016/5/13/chartex" xmlns:cx8="http://schemas.microsoft.com/office/drawing/2016/5/14/chartex" xmlns:cr="http://schemas.microsoft.com/office/comments/2020/reactions" xmlns:mc="http://schemas.openxmlformats.org/markup-compatibility/2006" xmlns:aink="http://schemas.microsoft.com/office/drawing/2016/ink" xmlns:am3d="http://schemas.microsoft.com/office/drawing/2017/model3d" xmlns:o="urn:schemas-microsoft-com:office:office" xmlns:oel="http://schemas.microsoft.com/office/2019/extlst" xmlns:r="http://schemas.openxmlformats.org/officeDocument/2006/relationships" xmlns:m="http://schemas.openxmlformats.org/officeDocument/2006/math" xmlns:v="urn:schemas-microsoft-com:vml" xmlns:wp14="http://schemas.microsoft.com/office/word/2010/wordprocessingDrawing" xmlns:wp="http://schemas.openxmlformats.org/drawingml/2006/wordprocessingDrawing" xmlns:w10="urn:schemas-microsoft-com:office:word" xmlns:w="http://schemas.openxmlformats.org/wordprocessingml/2006/main" xmlns:w14="http://schemas.microsoft.com/office/word/2010/wordml" xmlns:w15="http://schemas.microsoft.com/office/word/2012/wordml" xmlns:w16cex="http://schemas.microsoft.com/office/word/2018/wordml/cex" xmlns:w16cid="http://schemas.microsoft.com/office/word/2016/wordml/cid" xmlns:w16="http://schemas.microsoft.com/office/word/2018/wordml" xmlns:w16du="http://schemas.microsoft.com/office/word/2023/wordml/word16du" xmlns:w16sdtdh="http://schemas.microsoft.com/office/word/2020/wordml/sdtdatahash" xmlns:w16sdtfl="http://schemas.microsoft.com/office/word/2024/wordml/sdtformatlock" xmlns:w16se="http://schemas.microsoft.com/office/word/2015/wordml/symex" xmlns:wpg="http://schemas.microsoft.com/office/word/2010/wordprocessingGroup" xmlns:wpi="http://schemas.microsoft.com/office/word/2010/wordprocessingInk" xmlns:wne="http://schemas.microsoft.com/office/word/2006/wordml" xmlns:wps="http://schemas.microsoft.com/office/word/2010/wordprocessingShape" mc:Ignorable="w14 w15 w16se w16cid w16 w16cex w16sdtdh w16sdtfl cr w16du wp14">
-  <w16cex:commentExtensible w16cex:durableId="5C4335AC" w16cex:dateUtc="2025-07-03T14:12:00Z"/>
-</w16cex:commentsExtensible>
-</file>
-
-<file path=word/commentsIds.xml><?xml version="1.0" encoding="utf-8"?>
-<w16cid:commentsIds xmlns:wpc="http://schemas.microsoft.com/office/word/2010/wordprocessingCanvas" xmlns:cx="http://schemas.microsoft.com/office/drawing/2014/chartex" xmlns:cx1="http://schemas.microsoft.com/office/drawing/2015/9/8/chartex" xmlns:cx2="http://schemas.microsoft.com/office/drawing/2015/10/21/chartex" xmlns:cx3="http://schemas.microsoft.com/office/drawing/2016/5/9/chartex" xmlns:cx4="http://schemas.microsoft.com/office/drawing/2016/5/10/chartex" xmlns:cx5="http://schemas.microsoft.com/office/drawing/2016/5/11/chartex" xmlns:cx6="http://schemas.microsoft.com/office/drawing/2016/5/12/chartex" xmlns:cx7="http://schemas.microsoft.com/office/drawing/2016/5/13/chartex" xmlns:cx8="http://schemas.microsoft.com/office/drawing/2016/5/14/chartex" xmlns:mc="http://schemas.openxmlformats.org/markup-compatibility/2006" xmlns:aink="http://schemas.microsoft.com/office/drawing/2016/ink" xmlns:am3d="http://schemas.microsoft.com/office/drawing/2017/model3d" xmlns:o="urn:schemas-microsoft-com:office:office" xmlns:oel="http://schemas.microsoft.com/office/2019/extlst" xmlns:r="http://schemas.openxmlformats.org/officeDocument/2006/relationships" xmlns:m="http://schemas.openxmlformats.org/officeDocument/2006/math" xmlns:v="urn:schemas-microsoft-com:vml" xmlns:wp14="http://schemas.microsoft.com/office/word/2010/wordprocessingDrawing" xmlns:wp="http://schemas.openxmlformats.org/drawingml/2006/wordprocessingDrawing" xmlns:w10="urn:schemas-microsoft-com:office:word" xmlns:w="http://schemas.openxmlformats.org/wordprocessingml/2006/main" xmlns:w14="http://schemas.microsoft.com/office/word/2010/wordml" xmlns:w15="http://schemas.microsoft.com/office/word/2012/wordml" xmlns:w16cex="http://schemas.microsoft.com/office/word/2018/wordml/cex" xmlns:w16cid="http://schemas.microsoft.com/office/word/2016/wordml/cid" xmlns:w16="http://schemas.microsoft.com/office/word/2018/wordml" xmlns:w16du="http://schemas.microsoft.com/office/word/2023/wordml/word16du" xmlns:w16sdtdh="http://schemas.microsoft.com/office/word/2020/wordml/sdtdatahash" xmlns:w16sdtfl="http://schemas.microsoft.com/office/word/2024/wordml/sdtformatlock" xmlns:w16se="http://schemas.microsoft.com/office/word/2015/wordml/symex" xmlns:wpg="http://schemas.microsoft.com/office/word/2010/wordprocessingGroup" xmlns:wpi="http://schemas.microsoft.com/office/word/2010/wordprocessingInk" xmlns:wne="http://schemas.microsoft.com/office/word/2006/wordml" xmlns:wps="http://schemas.microsoft.com/office/word/2010/wordprocessingShape" mc:Ignorable="w14 w15 w16se w16cid w16 w16cex w16sdtdh w16sdtfl w16du wp14">
-  <w16cid:commentId w16cid:paraId="31B5E15A" w16cid:durableId="5C4335AC"/>
-</w16cid:commentsIds>
-</file>
-
 <file path=word/endnotes.xml><?xml version="1.0" encoding="utf-8"?>
-<w:endnotes xmlns:wpc="http://schemas.microsoft.com/office/word/2010/wordprocessingCanvas" xmlns:cx="http://schemas.microsoft.com/office/drawing/2014/chartex" xmlns:cx1="http://schemas.microsoft.com/office/drawing/2015/9/8/chartex" xmlns:cx2="http://schemas.microsoft.com/office/drawing/2015/10/21/chartex" xmlns:cx3="http://schemas.microsoft.com/office/drawing/2016/5/9/chartex" xmlns:cx4="http://schemas.microsoft.com/office/drawing/2016/5/10/chartex" xmlns:cx5="http://schemas.microsoft.com/office/drawing/2016/5/11/chartex" xmlns:cx6="http://schemas.microsoft.com/office/drawing/2016/5/12/chartex" xmlns:cx7="http://schemas.microsoft.com/office/drawing/2016/5/13/chartex" xmlns:cx8="http://schemas.microsoft.com/office/drawing/2016/5/14/chartex" xmlns:mc="http://schemas.openxmlformats.org/markup-compatibility/2006" xmlns:aink="http://schemas.microsoft.com/office/drawing/2016/ink" xmlns:am3d="http://schemas.microsoft.com/office/drawing/2017/model3d" xmlns:o="urn:schemas-microsoft-com:office:office" xmlns:oel="http://schemas.microsoft.com/office/2019/extlst" xmlns:r="http://schemas.openxmlformats.org/officeDocument/2006/relationships" xmlns:m="http://schemas.openxmlformats.org/officeDocument/2006/math" xmlns:v="urn:schemas-microsoft-com:vml" xmlns:wp14="http://schemas.microsoft.com/office/word/2010/wordprocessingDrawing" xmlns:wp="http://schemas.openxmlformats.org/drawingml/2006/wordprocessingDrawing" xmlns:w10="urn:schemas-microsoft-com:office:word" xmlns:w="http://schemas.openxmlformats.org/wordprocessingml/2006/main" xmlns:w14="http://schemas.microsoft.com/office/word/2010/wordml" xmlns:w15="http://schemas.microsoft.com/office/word/2012/wordml" xmlns:w16cex="http://schemas.microsoft.com/office/word/2018/wordml/cex" xmlns:w16cid="http://schemas.microsoft.com/office/word/2016/wordml/cid" xmlns:w16="http://schemas.microsoft.com/office/word/2018/wordml" xmlns:w16du="http://schemas.microsoft.com/office/word/2023/wordml/word16du" xmlns:w16sdtdh="http://schemas.microsoft.com/office/word/2020/wordml/sdtdatahash" xmlns:w16sdtfl="http://schemas.microsoft.com/office/word/2024/wordml/sdtformatlock" xmlns:w16se="http://schemas.microsoft.com/office/word/2015/wordml/symex" xmlns:wpg="http://schemas.microsoft.com/office/word/2010/wordprocessingGroup" xmlns:wpi="http://schemas.microsoft.com/office/word/2010/wordprocessingInk" xmlns:wne="http://schemas.microsoft.com/office/word/2006/wordml" xmlns:wps="http://schemas.microsoft.com/office/word/2010/wordprocessingShape" mc:Ignorable="w14 w15 w16se w16cid w16 w16cex w16sdtdh w16sdtfl w16du wp14">
+<w:endnotes xmlns:wpc="http://schemas.microsoft.com/office/word/2010/wordprocessingCanvas" xmlns:cx="http://schemas.microsoft.com/office/drawing/2014/chartex" xmlns:cx1="http://schemas.microsoft.com/office/drawing/2015/9/8/chartex" xmlns:cx2="http://schemas.microsoft.com/office/drawing/2015/10/21/chartex" xmlns:cx3="http://schemas.microsoft.com/office/drawing/2016/5/9/chartex" xmlns:cx4="http://schemas.microsoft.com/office/drawing/2016/5/10/chartex" xmlns:cx5="http://schemas.microsoft.com/office/drawing/2016/5/11/chartex" xmlns:cx6="http://schemas.microsoft.com/office/drawing/2016/5/12/chartex" xmlns:cx7="http://schemas.microsoft.com/office/drawing/2016/5/13/chartex" xmlns:cx8="http://schemas.microsoft.com/office/drawing/2016/5/14/chartex" xmlns:mc="http://schemas.openxmlformats.org/markup-compatibility/2006" xmlns:m="http://schemas.openxmlformats.org/officeDocument/2006/math" xmlns:aink="http://schemas.microsoft.com/office/drawing/2016/ink" xmlns:am3d="http://schemas.microsoft.com/office/drawing/2017/model3d" xmlns:oel="http://schemas.microsoft.com/office/2019/extlst" xmlns:r="http://schemas.openxmlformats.org/officeDocument/2006/relationships" xmlns:wp14="http://schemas.microsoft.com/office/word/2010/wordprocessingDrawing" xmlns:wp="http://schemas.openxmlformats.org/drawingml/2006/wordprocessingDrawing" xmlns:wpg="http://schemas.microsoft.com/office/word/2010/wordprocessingGroup" xmlns:wpi="http://schemas.microsoft.com/office/word/2010/wordprocessingInk" xmlns:wps="http://schemas.microsoft.com/office/word/2010/wordprocessingShape" xmlns:o="urn:schemas-microsoft-com:office:office" xmlns:v="urn:schemas-microsoft-com:vml" xmlns:w10="urn:schemas-microsoft-com:office:word" xmlns:w="http://schemas.openxmlformats.org/wordprocessingml/2006/main" xmlns:w14="http://schemas.microsoft.com/office/word/2010/wordml" xmlns:w15="http://schemas.microsoft.com/office/word/2012/wordml" xmlns:w16cex="http://schemas.microsoft.com/office/word/2018/wordml/cex" xmlns:w16cid="http://schemas.microsoft.com/office/word/2016/wordml/cid" xmlns:w16="http://schemas.microsoft.com/office/word/2018/wordml" xmlns:w16sdtdh="http://schemas.microsoft.com/office/word/2020/wordml/sdtdatahash" xmlns:w16sdtfl="http://schemas.microsoft.com/office/word/2024/wordml/sdtformatlock" xmlns:w16se="http://schemas.microsoft.com/office/word/2015/wordml/symex" xmlns:w16du="http://schemas.microsoft.com/office/word/2023/wordml/word16du" xmlns:wne="http://schemas.microsoft.com/office/word/2006/wordml" mc:Ignorable="w14 w15 w16se w16cid w16 w16cex w16sdtdh w16sdtfl w16du wp14">
   <w:endnote w:type="separator" w:id="-1">
     <w:p>
       <w:pPr>
@@ -1008,7 +897,7 @@
 </file>
 
 <file path=word/footer1.xml><?xml version="1.0" encoding="utf-8"?>
-<w:ftr xmlns:wpc="http://schemas.microsoft.com/office/word/2010/wordprocessingCanvas" xmlns:cx="http://schemas.microsoft.com/office/drawing/2014/chartex" xmlns:cx1="http://schemas.microsoft.com/office/drawing/2015/9/8/chartex" xmlns:cx2="http://schemas.microsoft.com/office/drawing/2015/10/21/chartex" xmlns:cx3="http://schemas.microsoft.com/office/drawing/2016/5/9/chartex" xmlns:cx4="http://schemas.microsoft.com/office/drawing/2016/5/10/chartex" xmlns:cx5="http://schemas.microsoft.com/office/drawing/2016/5/11/chartex" xmlns:cx6="http://schemas.microsoft.com/office/drawing/2016/5/12/chartex" xmlns:cx7="http://schemas.microsoft.com/office/drawing/2016/5/13/chartex" xmlns:cx8="http://schemas.microsoft.com/office/drawing/2016/5/14/chartex" xmlns:mc="http://schemas.openxmlformats.org/markup-compatibility/2006" xmlns:aink="http://schemas.microsoft.com/office/drawing/2016/ink" xmlns:am3d="http://schemas.microsoft.com/office/drawing/2017/model3d" xmlns:o="urn:schemas-microsoft-com:office:office" xmlns:oel="http://schemas.microsoft.com/office/2019/extlst" xmlns:r="http://schemas.openxmlformats.org/officeDocument/2006/relationships" xmlns:m="http://schemas.openxmlformats.org/officeDocument/2006/math" xmlns:v="urn:schemas-microsoft-com:vml" xmlns:wp14="http://schemas.microsoft.com/office/word/2010/wordprocessingDrawing" xmlns:wp="http://schemas.openxmlformats.org/drawingml/2006/wordprocessingDrawing" xmlns:w10="urn:schemas-microsoft-com:office:word" xmlns:w="http://schemas.openxmlformats.org/wordprocessingml/2006/main" xmlns:w14="http://schemas.microsoft.com/office/word/2010/wordml" xmlns:w15="http://schemas.microsoft.com/office/word/2012/wordml" xmlns:w16cex="http://schemas.microsoft.com/office/word/2018/wordml/cex" xmlns:w16cid="http://schemas.microsoft.com/office/word/2016/wordml/cid" xmlns:w16="http://schemas.microsoft.com/office/word/2018/wordml" xmlns:w16du="http://schemas.microsoft.com/office/word/2023/wordml/word16du" xmlns:w16sdtdh="http://schemas.microsoft.com/office/word/2020/wordml/sdtdatahash" xmlns:w16sdtfl="http://schemas.microsoft.com/office/word/2024/wordml/sdtformatlock" xmlns:w16se="http://schemas.microsoft.com/office/word/2015/wordml/symex" xmlns:wpg="http://schemas.microsoft.com/office/word/2010/wordprocessingGroup" xmlns:wpi="http://schemas.microsoft.com/office/word/2010/wordprocessingInk" xmlns:wne="http://schemas.microsoft.com/office/word/2006/wordml" xmlns:wps="http://schemas.microsoft.com/office/word/2010/wordprocessingShape" mc:Ignorable="w14 w15 w16se w16cid w16 w16cex w16sdtdh w16sdtfl w16du wp14">
+<w:ftr xmlns:wpc="http://schemas.microsoft.com/office/word/2010/wordprocessingCanvas" xmlns:cx="http://schemas.microsoft.com/office/drawing/2014/chartex" xmlns:cx1="http://schemas.microsoft.com/office/drawing/2015/9/8/chartex" xmlns:cx2="http://schemas.microsoft.com/office/drawing/2015/10/21/chartex" xmlns:cx3="http://schemas.microsoft.com/office/drawing/2016/5/9/chartex" xmlns:cx4="http://schemas.microsoft.com/office/drawing/2016/5/10/chartex" xmlns:cx5="http://schemas.microsoft.com/office/drawing/2016/5/11/chartex" xmlns:cx6="http://schemas.microsoft.com/office/drawing/2016/5/12/chartex" xmlns:cx7="http://schemas.microsoft.com/office/drawing/2016/5/13/chartex" xmlns:cx8="http://schemas.microsoft.com/office/drawing/2016/5/14/chartex" xmlns:mc="http://schemas.openxmlformats.org/markup-compatibility/2006" xmlns:m="http://schemas.openxmlformats.org/officeDocument/2006/math" xmlns:aink="http://schemas.microsoft.com/office/drawing/2016/ink" xmlns:am3d="http://schemas.microsoft.com/office/drawing/2017/model3d" xmlns:oel="http://schemas.microsoft.com/office/2019/extlst" xmlns:r="http://schemas.openxmlformats.org/officeDocument/2006/relationships" xmlns:wp14="http://schemas.microsoft.com/office/word/2010/wordprocessingDrawing" xmlns:wp="http://schemas.openxmlformats.org/drawingml/2006/wordprocessingDrawing" xmlns:wpg="http://schemas.microsoft.com/office/word/2010/wordprocessingGroup" xmlns:wpi="http://schemas.microsoft.com/office/word/2010/wordprocessingInk" xmlns:wps="http://schemas.microsoft.com/office/word/2010/wordprocessingShape" xmlns:o="urn:schemas-microsoft-com:office:office" xmlns:v="urn:schemas-microsoft-com:vml" xmlns:w10="urn:schemas-microsoft-com:office:word" xmlns:w="http://schemas.openxmlformats.org/wordprocessingml/2006/main" xmlns:w14="http://schemas.microsoft.com/office/word/2010/wordml" xmlns:w15="http://schemas.microsoft.com/office/word/2012/wordml" xmlns:w16cex="http://schemas.microsoft.com/office/word/2018/wordml/cex" xmlns:w16cid="http://schemas.microsoft.com/office/word/2016/wordml/cid" xmlns:w16="http://schemas.microsoft.com/office/word/2018/wordml" xmlns:w16sdtdh="http://schemas.microsoft.com/office/word/2020/wordml/sdtdatahash" xmlns:w16sdtfl="http://schemas.microsoft.com/office/word/2024/wordml/sdtformatlock" xmlns:w16se="http://schemas.microsoft.com/office/word/2015/wordml/symex" xmlns:w16du="http://schemas.microsoft.com/office/word/2023/wordml/word16du" xmlns:wne="http://schemas.microsoft.com/office/word/2006/wordml" mc:Ignorable="w14 w15 w16se w16cid w16 w16cex w16sdtdh w16sdtfl w16du wp14">
   <w:p>
     <w:pPr>
       <w:pStyle w:val="Footer"/>
@@ -1077,7 +966,7 @@
 </file>
 
 <file path=word/footnotes.xml><?xml version="1.0" encoding="utf-8"?>
-<w:footnotes xmlns:wpc="http://schemas.microsoft.com/office/word/2010/wordprocessingCanvas" xmlns:cx="http://schemas.microsoft.com/office/drawing/2014/chartex" xmlns:cx1="http://schemas.microsoft.com/office/drawing/2015/9/8/chartex" xmlns:cx2="http://schemas.microsoft.com/office/drawing/2015/10/21/chartex" xmlns:cx3="http://schemas.microsoft.com/office/drawing/2016/5/9/chartex" xmlns:cx4="http://schemas.microsoft.com/office/drawing/2016/5/10/chartex" xmlns:cx5="http://schemas.microsoft.com/office/drawing/2016/5/11/chartex" xmlns:cx6="http://schemas.microsoft.com/office/drawing/2016/5/12/chartex" xmlns:cx7="http://schemas.microsoft.com/office/drawing/2016/5/13/chartex" xmlns:cx8="http://schemas.microsoft.com/office/drawing/2016/5/14/chartex" xmlns:mc="http://schemas.openxmlformats.org/markup-compatibility/2006" xmlns:aink="http://schemas.microsoft.com/office/drawing/2016/ink" xmlns:am3d="http://schemas.microsoft.com/office/drawing/2017/model3d" xmlns:o="urn:schemas-microsoft-com:office:office" xmlns:oel="http://schemas.microsoft.com/office/2019/extlst" xmlns:r="http://schemas.openxmlformats.org/officeDocument/2006/relationships" xmlns:m="http://schemas.openxmlformats.org/officeDocument/2006/math" xmlns:v="urn:schemas-microsoft-com:vml" xmlns:wp14="http://schemas.microsoft.com/office/word/2010/wordprocessingDrawing" xmlns:wp="http://schemas.openxmlformats.org/drawingml/2006/wordprocessingDrawing" xmlns:w10="urn:schemas-microsoft-com:office:word" xmlns:w="http://schemas.openxmlformats.org/wordprocessingml/2006/main" xmlns:w14="http://schemas.microsoft.com/office/word/2010/wordml" xmlns:w15="http://schemas.microsoft.com/office/word/2012/wordml" xmlns:w16cex="http://schemas.microsoft.com/office/word/2018/wordml/cex" xmlns:w16cid="http://schemas.microsoft.com/office/word/2016/wordml/cid" xmlns:w16="http://schemas.microsoft.com/office/word/2018/wordml" xmlns:w16du="http://schemas.microsoft.com/office/word/2023/wordml/word16du" xmlns:w16sdtdh="http://schemas.microsoft.com/office/word/2020/wordml/sdtdatahash" xmlns:w16sdtfl="http://schemas.microsoft.com/office/word/2024/wordml/sdtformatlock" xmlns:w16se="http://schemas.microsoft.com/office/word/2015/wordml/symex" xmlns:wpg="http://schemas.microsoft.com/office/word/2010/wordprocessingGroup" xmlns:wpi="http://schemas.microsoft.com/office/word/2010/wordprocessingInk" xmlns:wne="http://schemas.microsoft.com/office/word/2006/wordml" xmlns:wps="http://schemas.microsoft.com/office/word/2010/wordprocessingShape" mc:Ignorable="w14 w15 w16se w16cid w16 w16cex w16sdtdh w16sdtfl w16du wp14">
+<w:footnotes xmlns:wpc="http://schemas.microsoft.com/office/word/2010/wordprocessingCanvas" xmlns:cx="http://schemas.microsoft.com/office/drawing/2014/chartex" xmlns:cx1="http://schemas.microsoft.com/office/drawing/2015/9/8/chartex" xmlns:cx2="http://schemas.microsoft.com/office/drawing/2015/10/21/chartex" xmlns:cx3="http://schemas.microsoft.com/office/drawing/2016/5/9/chartex" xmlns:cx4="http://schemas.microsoft.com/office/drawing/2016/5/10/chartex" xmlns:cx5="http://schemas.microsoft.com/office/drawing/2016/5/11/chartex" xmlns:cx6="http://schemas.microsoft.com/office/drawing/2016/5/12/chartex" xmlns:cx7="http://schemas.microsoft.com/office/drawing/2016/5/13/chartex" xmlns:cx8="http://schemas.microsoft.com/office/drawing/2016/5/14/chartex" xmlns:mc="http://schemas.openxmlformats.org/markup-compatibility/2006" xmlns:m="http://schemas.openxmlformats.org/officeDocument/2006/math" xmlns:aink="http://schemas.microsoft.com/office/drawing/2016/ink" xmlns:am3d="http://schemas.microsoft.com/office/drawing/2017/model3d" xmlns:oel="http://schemas.microsoft.com/office/2019/extlst" xmlns:r="http://schemas.openxmlformats.org/officeDocument/2006/relationships" xmlns:wp14="http://schemas.microsoft.com/office/word/2010/wordprocessingDrawing" xmlns:wp="http://schemas.openxmlformats.org/drawingml/2006/wordprocessingDrawing" xmlns:wpg="http://schemas.microsoft.com/office/word/2010/wordprocessingGroup" xmlns:wpi="http://schemas.microsoft.com/office/word/2010/wordprocessingInk" xmlns:wps="http://schemas.microsoft.com/office/word/2010/wordprocessingShape" xmlns:o="urn:schemas-microsoft-com:office:office" xmlns:v="urn:schemas-microsoft-com:vml" xmlns:w10="urn:schemas-microsoft-com:office:word" xmlns:w="http://schemas.openxmlformats.org/wordprocessingml/2006/main" xmlns:w14="http://schemas.microsoft.com/office/word/2010/wordml" xmlns:w15="http://schemas.microsoft.com/office/word/2012/wordml" xmlns:w16cex="http://schemas.microsoft.com/office/word/2018/wordml/cex" xmlns:w16cid="http://schemas.microsoft.com/office/word/2016/wordml/cid" xmlns:w16="http://schemas.microsoft.com/office/word/2018/wordml" xmlns:w16sdtdh="http://schemas.microsoft.com/office/word/2020/wordml/sdtdatahash" xmlns:w16sdtfl="http://schemas.microsoft.com/office/word/2024/wordml/sdtformatlock" xmlns:w16se="http://schemas.microsoft.com/office/word/2015/wordml/symex" xmlns:w16du="http://schemas.microsoft.com/office/word/2023/wordml/word16du" xmlns:wne="http://schemas.microsoft.com/office/word/2006/wordml" mc:Ignorable="w14 w15 w16se w16cid w16 w16cex w16sdtdh w16sdtfl w16du wp14">
   <w:footnote w:type="separator" w:id="-1">
     <w:p>
       <w:pPr>
@@ -1102,7 +991,7 @@
 </file>
 
 <file path=word/header1.xml><?xml version="1.0" encoding="utf-8"?>
-<w:hdr xmlns:wpc="http://schemas.microsoft.com/office/word/2010/wordprocessingCanvas" xmlns:cx="http://schemas.microsoft.com/office/drawing/2014/chartex" xmlns:cx1="http://schemas.microsoft.com/office/drawing/2015/9/8/chartex" xmlns:cx2="http://schemas.microsoft.com/office/drawing/2015/10/21/chartex" xmlns:cx3="http://schemas.microsoft.com/office/drawing/2016/5/9/chartex" xmlns:cx4="http://schemas.microsoft.com/office/drawing/2016/5/10/chartex" xmlns:cx5="http://schemas.microsoft.com/office/drawing/2016/5/11/chartex" xmlns:cx6="http://schemas.microsoft.com/office/drawing/2016/5/12/chartex" xmlns:cx7="http://schemas.microsoft.com/office/drawing/2016/5/13/chartex" xmlns:cx8="http://schemas.microsoft.com/office/drawing/2016/5/14/chartex" xmlns:mc="http://schemas.openxmlformats.org/markup-compatibility/2006" xmlns:aink="http://schemas.microsoft.com/office/drawing/2016/ink" xmlns:am3d="http://schemas.microsoft.com/office/drawing/2017/model3d" xmlns:o="urn:schemas-microsoft-com:office:office" xmlns:oel="http://schemas.microsoft.com/office/2019/extlst" xmlns:r="http://schemas.openxmlformats.org/officeDocument/2006/relationships" xmlns:m="http://schemas.openxmlformats.org/officeDocument/2006/math" xmlns:v="urn:schemas-microsoft-com:vml" xmlns:wp14="http://schemas.microsoft.com/office/word/2010/wordprocessingDrawing" xmlns:wp="http://schemas.openxmlformats.org/drawingml/2006/wordprocessingDrawing" xmlns:w10="urn:schemas-microsoft-com:office:word" xmlns:w="http://schemas.openxmlformats.org/wordprocessingml/2006/main" xmlns:w14="http://schemas.microsoft.com/office/word/2010/wordml" xmlns:w15="http://schemas.microsoft.com/office/word/2012/wordml" xmlns:w16cex="http://schemas.microsoft.com/office/word/2018/wordml/cex" xmlns:w16cid="http://schemas.microsoft.com/office/word/2016/wordml/cid" xmlns:w16="http://schemas.microsoft.com/office/word/2018/wordml" xmlns:w16du="http://schemas.microsoft.com/office/word/2023/wordml/word16du" xmlns:w16sdtdh="http://schemas.microsoft.com/office/word/2020/wordml/sdtdatahash" xmlns:w16sdtfl="http://schemas.microsoft.com/office/word/2024/wordml/sdtformatlock" xmlns:w16se="http://schemas.microsoft.com/office/word/2015/wordml/symex" xmlns:wpg="http://schemas.microsoft.com/office/word/2010/wordprocessingGroup" xmlns:wpi="http://schemas.microsoft.com/office/word/2010/wordprocessingInk" xmlns:wne="http://schemas.microsoft.com/office/word/2006/wordml" xmlns:wps="http://schemas.microsoft.com/office/word/2010/wordprocessingShape" mc:Ignorable="w14 w15 w16se w16cid w16 w16cex w16sdtdh w16sdtfl w16du wp14">
+<w:hdr xmlns:wpc="http://schemas.microsoft.com/office/word/2010/wordprocessingCanvas" xmlns:cx="http://schemas.microsoft.com/office/drawing/2014/chartex" xmlns:cx1="http://schemas.microsoft.com/office/drawing/2015/9/8/chartex" xmlns:cx2="http://schemas.microsoft.com/office/drawing/2015/10/21/chartex" xmlns:cx3="http://schemas.microsoft.com/office/drawing/2016/5/9/chartex" xmlns:cx4="http://schemas.microsoft.com/office/drawing/2016/5/10/chartex" xmlns:cx5="http://schemas.microsoft.com/office/drawing/2016/5/11/chartex" xmlns:cx6="http://schemas.microsoft.com/office/drawing/2016/5/12/chartex" xmlns:cx7="http://schemas.microsoft.com/office/drawing/2016/5/13/chartex" xmlns:cx8="http://schemas.microsoft.com/office/drawing/2016/5/14/chartex" xmlns:mc="http://schemas.openxmlformats.org/markup-compatibility/2006" xmlns:m="http://schemas.openxmlformats.org/officeDocument/2006/math" xmlns:aink="http://schemas.microsoft.com/office/drawing/2016/ink" xmlns:am3d="http://schemas.microsoft.com/office/drawing/2017/model3d" xmlns:oel="http://schemas.microsoft.com/office/2019/extlst" xmlns:r="http://schemas.openxmlformats.org/officeDocument/2006/relationships" xmlns:wp14="http://schemas.microsoft.com/office/word/2010/wordprocessingDrawing" xmlns:wp="http://schemas.openxmlformats.org/drawingml/2006/wordprocessingDrawing" xmlns:wpg="http://schemas.microsoft.com/office/word/2010/wordprocessingGroup" xmlns:wpi="http://schemas.microsoft.com/office/word/2010/wordprocessingInk" xmlns:wps="http://schemas.microsoft.com/office/word/2010/wordprocessingShape" xmlns:o="urn:schemas-microsoft-com:office:office" xmlns:v="urn:schemas-microsoft-com:vml" xmlns:w10="urn:schemas-microsoft-com:office:word" xmlns:w="http://schemas.openxmlformats.org/wordprocessingml/2006/main" xmlns:w14="http://schemas.microsoft.com/office/word/2010/wordml" xmlns:w15="http://schemas.microsoft.com/office/word/2012/wordml" xmlns:w16cex="http://schemas.microsoft.com/office/word/2018/wordml/cex" xmlns:w16cid="http://schemas.microsoft.com/office/word/2016/wordml/cid" xmlns:w16="http://schemas.microsoft.com/office/word/2018/wordml" xmlns:w16sdtdh="http://schemas.microsoft.com/office/word/2020/wordml/sdtdatahash" xmlns:w16sdtfl="http://schemas.microsoft.com/office/word/2024/wordml/sdtformatlock" xmlns:w16se="http://schemas.microsoft.com/office/word/2015/wordml/symex" xmlns:w16du="http://schemas.microsoft.com/office/word/2023/wordml/word16du" xmlns:wne="http://schemas.microsoft.com/office/word/2006/wordml" mc:Ignorable="w14 w15 w16se w16cid w16 w16cex w16sdtdh w16sdtfl w16du wp14">
   <w:p>
     <w:pPr>
       <w:spacing w:after="0"/>
@@ -1163,16 +1052,8 @@
 </w:hdr>
 </file>
 
-<file path=word/people.xml><?xml version="1.0" encoding="utf-8"?>
-<w15:people xmlns:wpc="http://schemas.microsoft.com/office/word/2010/wordprocessingCanvas" xmlns:cx="http://schemas.microsoft.com/office/drawing/2014/chartex" xmlns:cx1="http://schemas.microsoft.com/office/drawing/2015/9/8/chartex" xmlns:cx2="http://schemas.microsoft.com/office/drawing/2015/10/21/chartex" xmlns:cx3="http://schemas.microsoft.com/office/drawing/2016/5/9/chartex" xmlns:cx4="http://schemas.microsoft.com/office/drawing/2016/5/10/chartex" xmlns:cx5="http://schemas.microsoft.com/office/drawing/2016/5/11/chartex" xmlns:cx6="http://schemas.microsoft.com/office/drawing/2016/5/12/chartex" xmlns:cx7="http://schemas.microsoft.com/office/drawing/2016/5/13/chartex" xmlns:cx8="http://schemas.microsoft.com/office/drawing/2016/5/14/chartex" xmlns:mc="http://schemas.openxmlformats.org/markup-compatibility/2006" xmlns:aink="http://schemas.microsoft.com/office/drawing/2016/ink" xmlns:am3d="http://schemas.microsoft.com/office/drawing/2017/model3d" xmlns:o="urn:schemas-microsoft-com:office:office" xmlns:oel="http://schemas.microsoft.com/office/2019/extlst" xmlns:r="http://schemas.openxmlformats.org/officeDocument/2006/relationships" xmlns:m="http://schemas.openxmlformats.org/officeDocument/2006/math" xmlns:v="urn:schemas-microsoft-com:vml" xmlns:wp14="http://schemas.microsoft.com/office/word/2010/wordprocessingDrawing" xmlns:wp="http://schemas.openxmlformats.org/drawingml/2006/wordprocessingDrawing" xmlns:w10="urn:schemas-microsoft-com:office:word" xmlns:w="http://schemas.openxmlformats.org/wordprocessingml/2006/main" xmlns:w14="http://schemas.microsoft.com/office/word/2010/wordml" xmlns:w15="http://schemas.microsoft.com/office/word/2012/wordml" xmlns:w16cex="http://schemas.microsoft.com/office/word/2018/wordml/cex" xmlns:w16cid="http://schemas.microsoft.com/office/word/2016/wordml/cid" xmlns:w16="http://schemas.microsoft.com/office/word/2018/wordml" xmlns:w16du="http://schemas.microsoft.com/office/word/2023/wordml/word16du" xmlns:w16sdtdh="http://schemas.microsoft.com/office/word/2020/wordml/sdtdatahash" xmlns:w16sdtfl="http://schemas.microsoft.com/office/word/2024/wordml/sdtformatlock" xmlns:w16se="http://schemas.microsoft.com/office/word/2015/wordml/symex" xmlns:wpg="http://schemas.microsoft.com/office/word/2010/wordprocessingGroup" xmlns:wpi="http://schemas.microsoft.com/office/word/2010/wordprocessingInk" xmlns:wne="http://schemas.microsoft.com/office/word/2006/wordml" xmlns:wps="http://schemas.microsoft.com/office/word/2010/wordprocessingShape" mc:Ignorable="w14 w15 w16se w16cid w16 w16cex w16sdtdh w16sdtfl w16du wp14">
-  <w15:person w15:author="Wright, Brian">
-    <w15:presenceInfo w15:providerId="AD" w15:userId="S::wrigh977@msu.edu::e13ee04e-c7ba-4431-a104-1547fc6388b2"/>
-  </w15:person>
-</w15:people>
-</file>
-
 <file path=word/styles.xml><?xml version="1.0" encoding="utf-8"?>
-<w:styles xmlns:mc="http://schemas.openxmlformats.org/markup-compatibility/2006" xmlns:r="http://schemas.openxmlformats.org/officeDocument/2006/relationships" xmlns:w="http://schemas.openxmlformats.org/wordprocessingml/2006/main" xmlns:w14="http://schemas.microsoft.com/office/word/2010/wordml" xmlns:w15="http://schemas.microsoft.com/office/word/2012/wordml" xmlns:w16cex="http://schemas.microsoft.com/office/word/2018/wordml/cex" xmlns:w16cid="http://schemas.microsoft.com/office/word/2016/wordml/cid" xmlns:w16="http://schemas.microsoft.com/office/word/2018/wordml" xmlns:w16du="http://schemas.microsoft.com/office/word/2023/wordml/word16du" xmlns:w16sdtdh="http://schemas.microsoft.com/office/word/2020/wordml/sdtdatahash" xmlns:w16sdtfl="http://schemas.microsoft.com/office/word/2024/wordml/sdtformatlock" xmlns:w16se="http://schemas.microsoft.com/office/word/2015/wordml/symex" mc:Ignorable="w14 w15 w16se w16cid w16 w16cex w16sdtdh w16sdtfl w16du">
+<w:styles xmlns:mc="http://schemas.openxmlformats.org/markup-compatibility/2006" xmlns:r="http://schemas.openxmlformats.org/officeDocument/2006/relationships" xmlns:w="http://schemas.openxmlformats.org/wordprocessingml/2006/main" xmlns:w14="http://schemas.microsoft.com/office/word/2010/wordml" xmlns:w15="http://schemas.microsoft.com/office/word/2012/wordml" xmlns:w16cex="http://schemas.microsoft.com/office/word/2018/wordml/cex" xmlns:w16cid="http://schemas.microsoft.com/office/word/2016/wordml/cid" xmlns:w16="http://schemas.microsoft.com/office/word/2018/wordml" xmlns:w16sdtdh="http://schemas.microsoft.com/office/word/2020/wordml/sdtdatahash" xmlns:w16sdtfl="http://schemas.microsoft.com/office/word/2024/wordml/sdtformatlock" xmlns:w16se="http://schemas.microsoft.com/office/word/2015/wordml/symex" xmlns:w16du="http://schemas.microsoft.com/office/word/2023/wordml/word16du" mc:Ignorable="w14 w15 w16se w16cid w16 w16cex w16sdtdh w16sdtfl w16du">
   <w:docDefaults>
     <w:rPrDefault>
       <w:rPr>
@@ -1576,6 +1457,7 @@
   <w:style w:type="character" w:default="1" w:styleId="DefaultParagraphFont">
     <w:name w:val="Default Paragraph Font"/>
     <w:uiPriority w:val="1"/>
+    <w:semiHidden/>
     <w:unhideWhenUsed/>
   </w:style>
   <w:style w:type="table" w:default="1" w:styleId="TableNormal">
@@ -2097,12 +1979,14 @@
 </file>
 
 <file path=customXml/item1.xml><?xml version="1.0" encoding="utf-8"?>
-<?mso-contentType ?>
-<FormTemplates xmlns="http://schemas.microsoft.com/sharepoint/v3/contenttype/forms">
-  <Display>DocumentLibraryForm</Display>
-  <Edit>DocumentLibraryForm</Edit>
-  <New>DocumentLibraryForm</New>
-</FormTemplates>
+<p:properties xmlns:p="http://schemas.microsoft.com/office/2006/metadata/properties" xmlns:xsi="http://www.w3.org/2001/XMLSchema-instance" xmlns:pc="http://schemas.microsoft.com/office/infopath/2007/PartnerControls">
+  <documentManagement>
+    <TaxCatchAll xmlns="52b3659e-b4ed-4454-8d28-a9dc77708454" xsi:nil="true"/>
+    <lcf76f155ced4ddcb4097134ff3c332f xmlns="53ccc420-5833-45dc-9c79-9503f6c84c41">
+      <Terms xmlns="http://schemas.microsoft.com/office/infopath/2007/PartnerControls"/>
+    </lcf76f155ced4ddcb4097134ff3c332f>
+  </documentManagement>
+</p:properties>
 </file>
 
 <file path=customXml/item2.xml><?xml version="1.0" encoding="utf-8"?>
@@ -2355,20 +2239,21 @@
 </file>
 
 <file path=customXml/item3.xml><?xml version="1.0" encoding="utf-8"?>
-<p:properties xmlns:p="http://schemas.microsoft.com/office/2006/metadata/properties" xmlns:xsi="http://www.w3.org/2001/XMLSchema-instance" xmlns:pc="http://schemas.microsoft.com/office/infopath/2007/PartnerControls">
-  <documentManagement>
-    <TaxCatchAll xmlns="52b3659e-b4ed-4454-8d28-a9dc77708454" xsi:nil="true"/>
-    <lcf76f155ced4ddcb4097134ff3c332f xmlns="53ccc420-5833-45dc-9c79-9503f6c84c41">
-      <Terms xmlns="http://schemas.microsoft.com/office/infopath/2007/PartnerControls"/>
-    </lcf76f155ced4ddcb4097134ff3c332f>
-  </documentManagement>
-</p:properties>
+<?mso-contentType ?>
+<FormTemplates xmlns="http://schemas.microsoft.com/sharepoint/v3/contenttype/forms">
+  <Display>DocumentLibraryForm</Display>
+  <Edit>DocumentLibraryForm</Edit>
+  <New>DocumentLibraryForm</New>
+</FormTemplates>
 </file>
 
 <file path=customXml/itemProps1.xml><?xml version="1.0" encoding="utf-8"?>
-<ds:datastoreItem xmlns:ds="http://schemas.openxmlformats.org/officeDocument/2006/customXml" ds:itemID="{B0D12810-CED6-448B-92E8-7147DC520A63}">
+<ds:datastoreItem xmlns:ds="http://schemas.openxmlformats.org/officeDocument/2006/customXml" ds:itemID="{793A2CEC-9615-4571-BAD4-D18B999FECCB}">
   <ds:schemaRefs>
-    <ds:schemaRef ds:uri="http://schemas.microsoft.com/sharepoint/v3/contenttype/forms"/>
+    <ds:schemaRef ds:uri="http://schemas.microsoft.com/office/2006/metadata/properties"/>
+    <ds:schemaRef ds:uri="http://schemas.microsoft.com/office/infopath/2007/PartnerControls"/>
+    <ds:schemaRef ds:uri="52b3659e-b4ed-4454-8d28-a9dc77708454"/>
+    <ds:schemaRef ds:uri="53ccc420-5833-45dc-9c79-9503f6c84c41"/>
   </ds:schemaRefs>
 </ds:datastoreItem>
 </file>
@@ -2393,12 +2278,9 @@
 </file>
 
 <file path=customXml/itemProps3.xml><?xml version="1.0" encoding="utf-8"?>
-<ds:datastoreItem xmlns:ds="http://schemas.openxmlformats.org/officeDocument/2006/customXml" ds:itemID="{793A2CEC-9615-4571-BAD4-D18B999FECCB}">
+<ds:datastoreItem xmlns:ds="http://schemas.openxmlformats.org/officeDocument/2006/customXml" ds:itemID="{B0D12810-CED6-448B-92E8-7147DC520A63}">
   <ds:schemaRefs>
-    <ds:schemaRef ds:uri="http://schemas.microsoft.com/office/2006/metadata/properties"/>
-    <ds:schemaRef ds:uri="http://schemas.microsoft.com/office/infopath/2007/PartnerControls"/>
-    <ds:schemaRef ds:uri="52b3659e-b4ed-4454-8d28-a9dc77708454"/>
-    <ds:schemaRef ds:uri="53ccc420-5833-45dc-9c79-9503f6c84c41"/>
+    <ds:schemaRef ds:uri="http://schemas.microsoft.com/sharepoint/v3/contenttype/forms"/>
   </ds:schemaRefs>
 </ds:datastoreItem>
 </file>